--- a/data/rapport_template.docx
+++ b/data/rapport_template.docx
@@ -88,7 +88,7 @@
           <w:szCs w:val="24"/>
         </w:rPr>
         <w:drawing>
-          <wp:anchor distT="0" distB="0" distL="114300" distR="114300" simplePos="0" relativeHeight="251663360" behindDoc="0" locked="0" layoutInCell="1" allowOverlap="1" wp14:anchorId="2EE99A91" wp14:editId="1B754EE8">
+          <wp:anchor distT="0" distB="0" distL="114300" distR="114300" simplePos="0" relativeHeight="251663360" behindDoc="0" locked="0" layoutInCell="1" allowOverlap="1" wp14:anchorId="2EE99A91" wp14:editId="0E945339">
             <wp:simplePos x="0" y="0"/>
             <wp:positionH relativeFrom="margin">
               <wp:align>left</wp:align>
@@ -2321,14 +2321,31 @@
               <w:jc w:val="center"/>
               <w:rPr>
                 <w:rFonts w:asciiTheme="minorHAnsi" w:hAnsiTheme="minorHAnsi" w:cstheme="minorHAnsi"/>
-              </w:rPr>
-            </w:pPr>
-            <w:r>
-              <w:rPr>
-                <w:rFonts w:asciiTheme="minorHAnsi" w:hAnsiTheme="minorHAnsi" w:cstheme="minorHAnsi"/>
-                <w:color w:val="auto"/>
-              </w:rPr>
-              <w:t>3</w:t>
+                <w:lang w:val="en-US"/>
+              </w:rPr>
+            </w:pPr>
+            <w:r>
+              <w:rPr>
+                <w:rFonts w:asciiTheme="minorHAnsi" w:hAnsiTheme="minorHAnsi" w:cstheme="minorHAnsi"/>
+                <w:lang w:val="en-US"/>
+              </w:rPr>
+              <w:t>{{</w:t>
+            </w:r>
+            <w:proofErr w:type="spellStart"/>
+            <w:r>
+              <w:rPr>
+                <w:rFonts w:asciiTheme="minorHAnsi" w:hAnsiTheme="minorHAnsi" w:cstheme="minorHAnsi"/>
+                <w:lang w:val="en-US"/>
+              </w:rPr>
+              <w:t>n_ech</w:t>
+            </w:r>
+            <w:proofErr w:type="spellEnd"/>
+            <w:r>
+              <w:rPr>
+                <w:rFonts w:asciiTheme="minorHAnsi" w:hAnsiTheme="minorHAnsi" w:cstheme="minorHAnsi"/>
+                <w:lang w:val="en-US"/>
+              </w:rPr>
+              <w:t>}}</w:t>
             </w:r>
           </w:p>
         </w:tc>
@@ -2774,7 +2791,7 @@
               </wp:anchor>
             </w:drawing>
           </mc:Choice>
-          <mc:Fallback xmlns:w16du="http://schemas.microsoft.com/office/word/2023/wordml/word16du" xmlns:w16sdtfl="http://schemas.microsoft.com/office/word/2024/wordml/sdtformatlock">
+          <mc:Fallback xmlns:w16sdtfl="http://schemas.microsoft.com/office/word/2024/wordml/sdtformatlock" xmlns:w16du="http://schemas.microsoft.com/office/word/2023/wordml/word16du">
             <w:pict>
               <v:shape w14:anchorId="4EA8EE27" id="Shape 3707" o:spid="_x0000_s1026" style="position:absolute;margin-left:-2.35pt;margin-top:23.45pt;width:529pt;height:11.7pt;z-index:251665408;visibility:visible;mso-wrap-style:square;mso-wrap-distance-left:9pt;mso-wrap-distance-top:0;mso-wrap-distance-right:9pt;mso-wrap-distance-bottom:0;mso-position-horizontal:absolute;mso-position-horizontal-relative:text;mso-position-vertical:absolute;mso-position-vertical-relative:text;v-text-anchor:top" coordsize="6962775,190500" o:gfxdata="UEsDBBQABgAIAAAAIQC2gziS/gAAAOEBAAATAAAAW0NvbnRlbnRfVHlwZXNdLnhtbJSRQU7DMBBF 90jcwfIWJU67QAgl6YK0S0CoHGBkTxKLZGx5TGhvj5O2G0SRWNoz/78nu9wcxkFMGNg6quQqL6RA 0s5Y6ir5vt9lD1JwBDIwOMJKHpHlpr69KfdHjyxSmriSfYz+USnWPY7AufNIadK6MEJMx9ApD/oD OlTrorhX2lFEilmcO2RdNtjC5xDF9pCuTyYBB5bi6bQ4syoJ3g9WQ0ymaiLzg5KdCXlKLjvcW893 SUOqXwnz5DrgnHtJTxOsQfEKIT7DmDSUCaxw7Rqn8787ZsmRM9e2VmPeBN4uqYvTtW7jvijg9N/y JsXecLq0q+WD6m8AAAD//wMAUEsDBBQABgAIAAAAIQA4/SH/1gAAAJQBAAALAAAAX3JlbHMvLnJl bHOkkMFqwzAMhu+DvYPRfXGawxijTi+j0GvpHsDYimMaW0Yy2fr2M4PBMnrbUb/Q94l/f/hMi1qR JVI2sOt6UJgd+ZiDgffL8ekFlFSbvV0oo4EbChzGx4f9GRdb25HMsYhqlCwG5lrLq9biZkxWOiqY 22YiTra2kYMu1l1tQD30/bPm3wwYN0x18gb45AdQl1tp5j/sFB2T0FQ7R0nTNEV3j6o9feQzro1i OWA14Fm+Q8a1a8+Bvu/d/dMb2JY5uiPbhG/ktn4cqGU/er3pcvwCAAD//wMAUEsDBBQABgAIAAAA IQCCiSyUJQIAAAUFAAAOAAAAZHJzL2Uyb0RvYy54bWysVNuO0zAQfUfiH6y80ySF3qKm+7AreEGA 2OUDXMduLDm2ZXuT9O8ZTy7NLgIkRCI5E3vmzJkzGh/v+kaRljsvjS6TfJUlhGtmKqkvZfLj6eO7 fUJ8oLqiymheJlfuk7vT2zfHzhZ8bWqjKu4IgGhfdLZM6hBskaae1byhfmUs13AojGtogF93SStH O0BvVLrOsm3aGVdZZxj3HnYfhsPkhPhCcBa+CuF5IKpMgFvA1eF6jmt6OtLi4qitJRtp0H9g0VCp IekM9UADJc9O/gLVSOaMNyKsmGlSI4RkHGuAavLsVTWPNbUcawFxvJ1l8v8Pln1pH+03BzJ01hce zFhFL1wTv8CP9CjWdRaL94Ew2Nzu8v37DDRlcJZ/2G8OqGZ6i2bPPnziBpFo+9mHQexqsmg9WazX k+mgZX9slqUhxkV60SQdUDls17vdJiE1MDlkG2AVjxvT8ieDjuFVGcDydqr00msGm0oG38lj+lrE W3qOaaHC37qDVFGpgd/fHSc1h5yAGqtF+FkB2FxqrHQUI3aEwiQJRcMggwwwYko2kHy9y0CcKTmg 3bqOVrgqHgVT+jsXRFbY/Ljh3eV8rxxpaRwkfBCcKlvTcXfEHV1HJQAnxgup1AyZY+gLyPs8viPC 6BzjOM7wHDk01rORzTDIcNNA0dM4gyhzEGY2OszxGi4hTLKoNppnU11xClAQmDVkP94LcZiX/yjb 7fY6/QQAAP//AwBQSwMEFAAGAAgAAAAhACJt26PgAAAACQEAAA8AAABkcnMvZG93bnJldi54bWxM j81OwzAQhO9IvIO1SFxQa9OU/oRsqgoJCamHioB6dmKTWMTrYLtt+va4JziOZjTzTbEZbc9O2gfj COFxKoBpapwy1CJ8frxOVsBClKRk70gjXHSATXl7U8hcuTO961MVW5ZKKOQSoYtxyDkPTaetDFM3 aErel/NWxiR9y5WX51Ruez4TYsGtNJQWOjnol04339XRImzbh6oed2+N/9mb3ZpLM4uHC+L93bh9 Bhb1GP/CcMVP6FAmptodSQXWI0zmy5REmC/WwK6+eMoyYDXCUmTAy4L/f1D+AgAA//8DAFBLAQIt ABQABgAIAAAAIQC2gziS/gAAAOEBAAATAAAAAAAAAAAAAAAAAAAAAABbQ29udGVudF9UeXBlc10u eG1sUEsBAi0AFAAGAAgAAAAhADj9If/WAAAAlAEAAAsAAAAAAAAAAAAAAAAALwEAAF9yZWxzLy5y ZWxzUEsBAi0AFAAGAAgAAAAhAIKJLJQlAgAABQUAAA4AAAAAAAAAAAAAAAAALgIAAGRycy9lMm9E b2MueG1sUEsBAi0AFAAGAAgAAAAhACJt26PgAAAACQEAAA8AAAAAAAAAAAAAAAAAfwQAAGRycy9k b3ducmV2LnhtbFBLBQYAAAAABAAEAPMAAACMBQAAAAA= " path="m,l6962775,r,190500l,190500,,e" fillcolor="#c1c1c1" stroked="f" strokeweight="0">
                 <v:stroke miterlimit="83231f" joinstyle="miter"/>
